--- a/paper/Response_to_Reviewers_TII-26-5047.docx
+++ b/paper/Response_to_Reviewers_TII-26-5047.docx
@@ -1394,7 +1394,7 @@
         <w:t xml:space="preserve">Response. </w:t>
       </w:r>
       <w:r>
-        <w:t xml:space="preserve">The flagged records were corrected against primary sources: SpecOffload (Zhuge et al., arXiv:2505.10259), Pie (Xu, Mao, Mo, Liu, Stoica, arXiv:2411.09317), eLLM (Xu et al., arXiv:2506.15155), and Edge-MoE (Sarkar, Liang, Fan, Wang, Hao, ICCAD 2023). Sentence-level citation support was audited and Table I corrected.</w:t>
+        <w:t xml:space="preserve">The flagged records were corrected against primary sources: SpecOffload (Zhuge et al., arXiv:2505.10259), Pie (Xu, Mao, Mo, Liu, Stoica, arXiv:2411.09317), eLLM (Xu et al., arXiv:2506.15155), and Edge-MoE (Sarkar, Liang, Fan, Wang, Hao, ICCAD 2023). The reviewer-identified citation-support items (RAMFS/tmpfs and the pressure predictor) and the FlexGen tier in Table I were corrected, and every entry was re-checked for metadata completeness (author, title, venue, year); we did not attempt an exhaustive line-by-line re-verification of all records against publisher pages.</w:t>
       </w:r>
     </w:p>
     <w:p>

--- a/paper/Response_to_Reviewers_TII-26-5047.docx
+++ b/paper/Response_to_Reviewers_TII-26-5047.docx
@@ -470,7 +470,7 @@
         <w:t xml:space="preserve">Response. </w:t>
       </w:r>
       <w:r>
-        <w:t xml:space="preserve">The anonymized trace generator (code/generate_trace.py) and analysis scripts are included with the submission; the schedule regenerates deterministically from the published seed and parameters.</w:t>
+        <w:t xml:space="preserve">The anonymized trace generator (artifact/generate_trace.py) and analysis scripts are included with the submission; the schedule regenerates deterministically from the published seed and parameters.</w:t>
       </w:r>
     </w:p>
     <w:p>
